--- a/resumes/data-science/Ching-Wei-Kang-Data-Science-Resume.docx
+++ b/resumes/data-science/Ching-Wei-Kang-Data-Science-Resume.docx
@@ -14,7 +14,7 @@
           <w:color w:val="000000"/>
           <w:sz w:val="30"/>
         </w:rPr>
-        <w:t>CHING-WEI KANG</w:t>
+        <w:t>CHING-WEI (WILLIAM) KANG</w:t>
       </w:r>
     </w:p>
     <w:p>

--- a/resumes/data-science/Ching-Wei-Kang-Data-Science-Resume.docx
+++ b/resumes/data-science/Ching-Wei-Kang-Data-Science-Resume.docx
@@ -371,6 +371,134 @@
           <w:sz w:val="21"/>
         </w:rPr>
         <w:t>DATA AND RESEARCH EXPERIENCE</w:t>
+      </w:r>
+    </w:p>
+    <w:p>
+      <w:pPr>
+        <w:keepNext/>
+        <w:tabs>
+          <w:tab w:pos="10858" w:val="right"/>
+        </w:tabs>
+        <w:spacing w:before="12" w:after="0"/>
+      </w:pPr>
+      <w:r>
+        <w:rPr>
+          <w:rFonts w:ascii="Arial" w:hAnsi="Arial"/>
+          <w:b/>
+          <w:color w:val="000000"/>
+          <w:sz w:val="19"/>
+        </w:rPr>
+        <w:t>Global AI (Global API Inc.)</w:t>
+      </w:r>
+      <w:r>
+        <w:tab/>
+      </w:r>
+      <w:r>
+        <w:rPr>
+          <w:rFonts w:ascii="Arial" w:hAnsi="Arial"/>
+          <w:b/>
+          <w:i w:val="0"/>
+          <w:color w:val="000000"/>
+          <w:sz w:val="19"/>
+        </w:rPr>
+        <w:t>New York, NY | Hybrid</w:t>
+      </w:r>
+    </w:p>
+    <w:p>
+      <w:pPr>
+        <w:keepNext/>
+        <w:tabs>
+          <w:tab w:pos="10858" w:val="right"/>
+        </w:tabs>
+        <w:spacing w:before="0" w:after="0"/>
+      </w:pPr>
+      <w:r>
+        <w:rPr>
+          <w:rFonts w:ascii="Arial" w:hAnsi="Arial"/>
+          <w:b/>
+          <w:color w:val="000000"/>
+          <w:sz w:val="18"/>
+        </w:rPr>
+        <w:t>Full-Stack Engineering Intern</w:t>
+      </w:r>
+      <w:r>
+        <w:tab/>
+      </w:r>
+      <w:r>
+        <w:rPr>
+          <w:rFonts w:ascii="Arial" w:hAnsi="Arial"/>
+          <w:b w:val="0"/>
+          <w:i/>
+          <w:color w:val="000000"/>
+          <w:sz w:val="18"/>
+        </w:rPr>
+        <w:t>May 2026 - Present</w:t>
+      </w:r>
+    </w:p>
+    <w:p>
+      <w:pPr>
+        <w:keepLines/>
+        <w:spacing w:after="11" w:line="240" w:lineRule="auto"/>
+        <w:ind w:left="259" w:hanging="173"/>
+      </w:pPr>
+      <w:r>
+        <w:rPr>
+          <w:rFonts w:ascii="Arial" w:hAnsi="Arial"/>
+          <w:b/>
+          <w:color w:val="000000"/>
+          <w:sz w:val="18"/>
+        </w:rPr>
+        <w:t xml:space="preserve">•  </w:t>
+      </w:r>
+      <w:r>
+        <w:rPr>
+          <w:rFonts w:ascii="Arial" w:hAnsi="Arial"/>
+          <w:b/>
+          <w:color w:val="000000"/>
+          <w:sz w:val="18"/>
+        </w:rPr>
+        <w:t>Built PostgreSQL and Redis-backed FastAPI workflows</w:t>
+      </w:r>
+      <w:r>
+        <w:rPr>
+          <w:rFonts w:ascii="Arial" w:hAnsi="Arial"/>
+          <w:color w:val="000000"/>
+          <w:sz w:val="18"/>
+        </w:rPr>
+        <w:t xml:space="preserve"> for an AI video generation platform, adding validation, cache-backed processing, failure recovery, and operational observability across long-running multistage jobs.</w:t>
+      </w:r>
+    </w:p>
+    <w:p>
+      <w:pPr>
+        <w:keepLines/>
+        <w:spacing w:after="11" w:line="240" w:lineRule="auto"/>
+        <w:ind w:left="259" w:hanging="173"/>
+      </w:pPr>
+      <w:r>
+        <w:rPr>
+          <w:rFonts w:ascii="Arial" w:hAnsi="Arial"/>
+          <w:b/>
+          <w:color w:val="000000"/>
+          <w:sz w:val="18"/>
+        </w:rPr>
+        <w:t xml:space="preserve">•  </w:t>
+      </w:r>
+      <w:r>
+        <w:rPr>
+          <w:rFonts w:ascii="Arial" w:hAnsi="Arial"/>
+          <w:b/>
+          <w:color w:val="000000"/>
+          <w:sz w:val="18"/>
+        </w:rPr>
+        <w:t>Partnered with the CEO and four departments</w:t>
+      </w:r>
+      <w:r>
+        <w:rPr>
+          <w:rFonts w:ascii="Arial" w:hAnsi="Arial"/>
+          <w:color w:val="000000"/>
+          <w:sz w:val="18"/>
+        </w:rPr>
+        <w:t xml:space="preserve"> to translate reporting needs into an SSE-streamed stakeholder dashboard with real-time progress, debugging visibility, and release monitoring.</w:t>
       </w:r>
     </w:p>
     <w:p>
@@ -822,6 +950,101 @@
     <w:p>
       <w:pPr>
         <w:keepNext/>
+        <w:tabs>
+          <w:tab w:pos="10858" w:val="right"/>
+        </w:tabs>
+        <w:spacing w:before="12" w:after="0"/>
+      </w:pPr>
+      <w:r>
+        <w:rPr>
+          <w:rFonts w:ascii="Arial" w:hAnsi="Arial"/>
+          <w:b/>
+          <w:color w:val="000000"/>
+          <w:sz w:val="19"/>
+        </w:rPr>
+        <w:t>Guangdong Akang Health Technology Group Co., Ltd.</w:t>
+      </w:r>
+      <w:r>
+        <w:tab/>
+      </w:r>
+      <w:r>
+        <w:rPr>
+          <w:rFonts w:ascii="Arial" w:hAnsi="Arial"/>
+          <w:b/>
+          <w:i w:val="0"/>
+          <w:color w:val="000000"/>
+          <w:sz w:val="19"/>
+        </w:rPr>
+        <w:t>China | On-site</w:t>
+      </w:r>
+    </w:p>
+    <w:p>
+      <w:pPr>
+        <w:keepNext/>
+        <w:tabs>
+          <w:tab w:pos="10858" w:val="right"/>
+        </w:tabs>
+        <w:spacing w:before="0" w:after="0"/>
+      </w:pPr>
+      <w:r>
+        <w:rPr>
+          <w:rFonts w:ascii="Arial" w:hAnsi="Arial"/>
+          <w:b/>
+          <w:color w:val="000000"/>
+          <w:sz w:val="18"/>
+        </w:rPr>
+        <w:t>AI &amp; Software Engineering Intern</w:t>
+      </w:r>
+      <w:r>
+        <w:tab/>
+      </w:r>
+      <w:r>
+        <w:rPr>
+          <w:rFonts w:ascii="Arial" w:hAnsi="Arial"/>
+          <w:b w:val="0"/>
+          <w:i/>
+          <w:color w:val="000000"/>
+          <w:sz w:val="18"/>
+        </w:rPr>
+        <w:t>Jul 2026 - Aug 2026</w:t>
+      </w:r>
+    </w:p>
+    <w:p>
+      <w:pPr>
+        <w:keepLines/>
+        <w:spacing w:after="11" w:line="240" w:lineRule="auto"/>
+        <w:ind w:left="259" w:hanging="173"/>
+      </w:pPr>
+      <w:r>
+        <w:rPr>
+          <w:rFonts w:ascii="Arial" w:hAnsi="Arial"/>
+          <w:b/>
+          <w:color w:val="000000"/>
+          <w:sz w:val="18"/>
+        </w:rPr>
+        <w:t xml:space="preserve">•  </w:t>
+      </w:r>
+      <w:r>
+        <w:rPr>
+          <w:rFonts w:ascii="Arial" w:hAnsi="Arial"/>
+          <w:b/>
+          <w:color w:val="000000"/>
+          <w:sz w:val="18"/>
+        </w:rPr>
+        <w:t>Normalized multi-source pharmaceutical research records</w:t>
+      </w:r>
+      <w:r>
+        <w:rPr>
+          <w:rFonts w:ascii="Arial" w:hAnsi="Arial"/>
+          <w:color w:val="000000"/>
+          <w:sz w:val="18"/>
+        </w:rPr>
+        <w:t xml:space="preserve"> into structured JSON and SQLite datasets with source IDs, retrieval dates, validation metadata, citation checks, and reproducible exports for auditable analysis.</w:t>
+      </w:r>
+    </w:p>
+    <w:p>
+      <w:pPr>
+        <w:keepNext/>
         <w:spacing w:before="60" w:after="20"/>
         <w:pBdr>
           <w:bottom w:val="single" w:sz="10" w:space="1" w:color="000000"/>
@@ -1093,6 +1316,57 @@
           <w:sz w:val="18"/>
         </w:rPr>
         <w:t>, pose overlays, shuttle recovery, and annotated video outputs for repeatable performance analysis, structured comparison, and repeatable review of player movement and rally-level outputs.</w:t>
+      </w:r>
+    </w:p>
+    <w:p>
+      <w:pPr>
+        <w:keepNext/>
+        <w:spacing w:before="60" w:after="20"/>
+        <w:pBdr>
+          <w:bottom w:val="single" w:sz="10" w:space="1" w:color="000000"/>
+        </w:pBdr>
+      </w:pPr>
+      <w:r>
+        <w:rPr>
+          <w:rFonts w:ascii="Arial" w:hAnsi="Arial"/>
+          <w:b/>
+          <w:color w:val="4472C4"/>
+          <w:sz w:val="21"/>
+        </w:rPr>
+        <w:t>OPEN SOURCE</w:t>
+      </w:r>
+    </w:p>
+    <w:p>
+      <w:pPr>
+        <w:keepLines/>
+        <w:spacing w:after="11" w:line="240" w:lineRule="auto"/>
+        <w:ind w:left="259" w:hanging="173"/>
+      </w:pPr>
+      <w:r>
+        <w:rPr>
+          <w:rFonts w:ascii="Arial" w:hAnsi="Arial"/>
+          <w:b/>
+          <w:color w:val="000000"/>
+          <w:sz w:val="18"/>
+        </w:rPr>
+        <w:t xml:space="preserve">•  </w:t>
+      </w:r>
+      <w:r>
+        <w:rPr>
+          <w:rFonts w:ascii="Arial" w:hAnsi="Arial"/>
+          <w:b/>
+          <w:color w:val="000000"/>
+          <w:sz w:val="18"/>
+        </w:rPr>
+        <w:t>Contributed 201 merged pull requests</w:t>
+      </w:r>
+      <w:r>
+        <w:rPr>
+          <w:rFonts w:ascii="Arial" w:hAnsi="Arial"/>
+          <w:color w:val="000000"/>
+          <w:sz w:val="18"/>
+        </w:rPr>
+        <w:t xml:space="preserve"> to external repositories through maintainer review, automated checks, and CI workflows across GitHub Docs, Docker CLI, Microsoft APM, NVIDIA NemoClaw, Meta DotSlash, and Repomix.</w:t>
       </w:r>
     </w:p>
     <w:p>

--- a/resumes/data-science/Ching-Wei-Kang-Data-Science-Resume.docx
+++ b/resumes/data-science/Ching-Wei-Kang-Data-Science-Resume.docx
@@ -457,7 +457,7 @@
           <w:color w:val="000000"/>
           <w:sz w:val="18"/>
         </w:rPr>
-        <w:t>Built PostgreSQL and Redis-backed FastAPI workflows</w:t>
+        <w:t>Made long-running AI generation jobs reliable and measurable</w:t>
       </w:r>
       <w:r>
         <w:rPr>
@@ -465,7 +465,7 @@
           <w:color w:val="000000"/>
           <w:sz w:val="18"/>
         </w:rPr>
-        <w:t xml:space="preserve"> for an AI video generation platform, adding validation, cache-backed processing, failure recovery, and operational observability across long-running multistage jobs.</w:t>
+        <w:t xml:space="preserve"> by building FastAPI workflows backed by PostgreSQL and Redis, with validation, cache-backed processing, failure recovery, and operational observability.</w:t>
       </w:r>
     </w:p>
     <w:p>
@@ -490,7 +490,7 @@
           <w:color w:val="000000"/>
           <w:sz w:val="18"/>
         </w:rPr>
-        <w:t>Partnered with the CEO and four departments</w:t>
+        <w:t>Improved cross-functional visibility</w:t>
       </w:r>
       <w:r>
         <w:rPr>
@@ -498,7 +498,7 @@
           <w:color w:val="000000"/>
           <w:sz w:val="18"/>
         </w:rPr>
-        <w:t xml:space="preserve"> to translate reporting needs into an SSE-streamed stakeholder dashboard with real-time progress, debugging visibility, and release monitoring.</w:t>
+        <w:t xml:space="preserve"> by partnering with the CEO and four departments to translate reporting needs into an SSE-streamed dashboard for real-time progress, debugging, and release monitoring.</w:t>
       </w:r>
     </w:p>
     <w:p>
@@ -585,7 +585,7 @@
           <w:color w:val="000000"/>
           <w:sz w:val="18"/>
         </w:rPr>
-        <w:t>Analyzed AI policy and talent-allocation trends</w:t>
+        <w:t>Supported national AI talent-allocation research</w:t>
       </w:r>
       <w:r>
         <w:rPr>
@@ -593,7 +593,7 @@
           <w:color w:val="000000"/>
           <w:sz w:val="18"/>
         </w:rPr>
-        <w:t>, reconciled multi-source evidence, and built a Python linear model to support quantitative forecasting for national research stakeholders with documented assumptions and reproducible analysis.</w:t>
+        <w:t xml:space="preserve"> by reconciling multi-source policy evidence and building a documented Python linear model, delivering reproducible forecasts for project stakeholders.</w:t>
       </w:r>
     </w:p>
     <w:p>
@@ -680,7 +680,7 @@
           <w:color w:val="000000"/>
           <w:sz w:val="18"/>
         </w:rPr>
-        <w:t>Built a Python ingestion pipeline</w:t>
+        <w:t>Made public nonprofit tax records analysis-ready</w:t>
       </w:r>
       <w:r>
         <w:rPr>
@@ -688,7 +688,7 @@
           <w:color w:val="000000"/>
           <w:sz w:val="18"/>
         </w:rPr>
-        <w:t xml:space="preserve"> with BeautifulSoup, Requests, and Pandas to collect, validate, and transform nonprofit tax records from public registries with schema validation, reusable parsing logic, and auditable source fields.</w:t>
+        <w:t xml:space="preserve"> by building a Python pipeline with BeautifulSoup, Requests, and Pandas, using reusable parsers, schema validation, and auditable source fields.</w:t>
       </w:r>
     </w:p>
     <w:p>
@@ -713,7 +713,7 @@
           <w:color w:val="000000"/>
           <w:sz w:val="18"/>
         </w:rPr>
-        <w:t>Parsed and loaded 50,000+ records into PostgreSQL</w:t>
+        <w:t>Improved reporting quality</w:t>
       </w:r>
       <w:r>
         <w:rPr>
@@ -721,7 +721,7 @@
           <w:color w:val="000000"/>
           <w:sz w:val="18"/>
         </w:rPr>
-        <w:t xml:space="preserve"> with 98% accuracy using filters for EIN, filing year, tax category, and geography to support downstream reporting, data-quality review, and reproducible management analysis.</w:t>
+        <w:t xml:space="preserve"> by loading 50,000+ records into PostgreSQL with 98% accuracy and applying filters across EIN, filing year, tax category, and geography for reproducible management analysis.</w:t>
       </w:r>
     </w:p>
     <w:p>
@@ -808,7 +808,7 @@
           <w:color w:val="000000"/>
           <w:sz w:val="18"/>
         </w:rPr>
-        <w:t>Collected and analyzed operational data</w:t>
+        <w:t>Enabled recurring management decisions</w:t>
       </w:r>
       <w:r>
         <w:rPr>
@@ -816,7 +816,7 @@
           <w:color w:val="000000"/>
           <w:sz w:val="18"/>
         </w:rPr>
-        <w:t xml:space="preserve"> from databases, APIs, spreadsheets, and web sources using Python, SQL, Excel, and Power BI for management reporting, operational KPI tracking, and recurring decision-support workflows.</w:t>
+        <w:t xml:space="preserve"> by consolidating operational data from databases, APIs, spreadsheets, and web sources with Python, SQL, Excel, and Power BI into KPI and reporting workflows.</w:t>
       </w:r>
     </w:p>
     <w:p>
@@ -841,7 +841,7 @@
           <w:color w:val="000000"/>
           <w:sz w:val="18"/>
         </w:rPr>
-        <w:t>Connected Power Automate, Power Apps, Microsoft Lists, and Scoro CRM workflows</w:t>
+        <w:t>Reduced fragmented reporting handoffs</w:t>
       </w:r>
       <w:r>
         <w:rPr>
@@ -849,7 +849,7 @@
           <w:color w:val="000000"/>
           <w:sz w:val="18"/>
         </w:rPr>
-        <w:t xml:space="preserve"> to improve data movement, reporting consistency, operational visibility, and reliable handoffs across recurring management reporting processes.</w:t>
+        <w:t xml:space="preserve"> by connecting Power Automate, Power Apps, Microsoft Lists, and Scoro CRM, improving data consistency and operational visibility across recurring processes.</w:t>
       </w:r>
     </w:p>
     <w:p>
@@ -936,7 +936,7 @@
           <w:color w:val="000000"/>
           <w:sz w:val="18"/>
         </w:rPr>
-        <w:t>Analyzed demographics, customer behavior, and consumer preferences</w:t>
+        <w:t>Supported North American market strategy</w:t>
       </w:r>
       <w:r>
         <w:rPr>
@@ -944,7 +944,7 @@
           <w:color w:val="000000"/>
           <w:sz w:val="18"/>
         </w:rPr>
-        <w:t xml:space="preserve"> with Python and Excel, contributing visualizations and findings to a 200+ page North American Asian food market white paper and stakeholder-ready market recommendations.</w:t>
+        <w:t xml:space="preserve"> by analyzing demographic, behavioral, and preference data with Python and Excel, contributing visualizations and recommendations to a 200+ page Asian food industry white paper.</w:t>
       </w:r>
     </w:p>
     <w:p>
@@ -1031,7 +1031,7 @@
           <w:color w:val="000000"/>
           <w:sz w:val="18"/>
         </w:rPr>
-        <w:t>Normalized multi-source pharmaceutical research records</w:t>
+        <w:t>Made multi-source pharmaceutical research auditable</w:t>
       </w:r>
       <w:r>
         <w:rPr>
@@ -1039,7 +1039,7 @@
           <w:color w:val="000000"/>
           <w:sz w:val="18"/>
         </w:rPr>
-        <w:t xml:space="preserve"> into structured JSON and SQLite datasets with source IDs, retrieval dates, validation metadata, citation checks, and reproducible exports for auditable analysis.</w:t>
+        <w:t xml:space="preserve"> by normalizing records into JSON and SQLite datasets with source IDs, retrieval dates, validation metadata, citation checks, and reproducible exports.</w:t>
       </w:r>
     </w:p>
     <w:p>

--- a/resumes/data-science/Ching-Wei-Kang-Data-Science-Resume.docx
+++ b/resumes/data-science/Ching-Wei-Kang-Data-Science-Resume.docx
@@ -1366,7 +1366,29 @@
           <w:color w:val="000000"/>
           <w:sz w:val="18"/>
         </w:rPr>
-        <w:t xml:space="preserve"> to external repositories through maintainer review, automated checks, and CI workflows across GitHub Docs, Docker CLI, Microsoft APM, NVIDIA NemoClaw, Meta DotSlash, and Repomix.</w:t>
+        <w:t xml:space="preserve"> to external repositories through maintainer review and CI workflows, including GitHub Docs, Docker CLI, Microsoft APM, and NVIDIA NemoClaw.</w:t>
+      </w:r>
+    </w:p>
+    <w:p>
+      <w:pPr>
+        <w:spacing w:after="9"/>
+      </w:pPr>
+      <w:r>
+        <w:rPr>
+          <w:rFonts w:ascii="Arial" w:hAnsi="Arial"/>
+          <w:b/>
+          <w:color w:val="000000"/>
+          <w:sz w:val="18"/>
+        </w:rPr>
+        <w:t xml:space="preserve">Leadership: </w:t>
+      </w:r>
+      <w:r>
+        <w:rPr>
+          <w:rFonts w:ascii="Arial" w:hAnsi="Arial"/>
+          <w:color w:val="000000"/>
+          <w:sz w:val="18"/>
+        </w:rPr>
+        <w:t>Badger Blockchain E-Board, Social Media and Communications (Summer 2026 - Present); Badminton E-Board (Spring 2025 - Present).</w:t>
       </w:r>
     </w:p>
     <w:p>
@@ -1408,31 +1430,7 @@
           <w:color w:val="000000"/>
           <w:sz w:val="18"/>
         </w:rPr>
-        <w:t>Second Place, 2024 GWU Data Science Association Datathon (Python)</w:t>
-      </w:r>
-    </w:p>
-    <w:p>
-      <w:pPr>
-        <w:keepLines/>
-        <w:spacing w:after="11" w:line="240" w:lineRule="auto"/>
-        <w:ind w:left="259" w:hanging="173"/>
-      </w:pPr>
-      <w:r>
-        <w:rPr>
-          <w:rFonts w:ascii="Arial" w:hAnsi="Arial"/>
-          <w:b/>
-          <w:color w:val="000000"/>
-          <w:sz w:val="18"/>
-        </w:rPr>
-        <w:t xml:space="preserve">•  </w:t>
-      </w:r>
-      <w:r>
-        <w:rPr>
-          <w:rFonts w:ascii="Arial" w:hAnsi="Arial"/>
-          <w:color w:val="000000"/>
-          <w:sz w:val="18"/>
-        </w:rPr>
-        <w:t>Second Place, 2026 Cursor Hackathon - TableUs</w:t>
+        <w:t>Second Place: 2024 GWU Data Science Association Datathon (Python) and 2026 Cursor Hackathon (TableUs)</w:t>
       </w:r>
     </w:p>
     <w:sectPr>

--- a/resumes/data-science/Ching-Wei-Kang-Data-Science-Resume.docx
+++ b/resumes/data-science/Ching-Wei-Kang-Data-Science-Resume.docx
@@ -529,7 +529,7 @@
           <w:color w:val="000000"/>
           <w:sz w:val="19"/>
         </w:rPr>
-        <w:t>United States | Remote</w:t>
+        <w:t>Washington, DC | Remote</w:t>
       </w:r>
     </w:p>
     <w:p>

--- a/resumes/data-science/Ching-Wei-Kang-Data-Science-Resume.docx
+++ b/resumes/data-science/Ching-Wei-Kang-Data-Science-Resume.docx
@@ -171,7 +171,7 @@
           <w:color w:val="000000"/>
           <w:sz w:val="18"/>
         </w:rPr>
-        <w:t>B.S. Computer Science and Data Science | GPA: 3.91/4.0</w:t>
+        <w:t>B.S. Computer Science and Data Science | GPA: 3.75/4.0</w:t>
       </w:r>
       <w:r>
         <w:tab/>
